--- a/manuscript/Beilstein_Perspective_Methods_Pipeline_Monreal_Hernandez_et_al.docx
+++ b/manuscript/Beilstein_Perspective_Methods_Pipeline_Monreal_Hernandez_et_al.docx
@@ -65,7 +65,7 @@
     </w:p>
     <w:p>
       <w:r>
-        <w:t>Computational screening of two-dimensional (2D) nanomaterials as drug-delivery scaffolds is cheap enough to run for any disease target — a GFN2-xTB adsorption calculation and an AutoDock Vina docking run together take hours on a workstation — which has produced a large and fast-growing literature. Much of it, however, rests on protocols that quietly break: regression targets fabricated from empirical descriptor formulas rather than measured or computed energies, cross-validation schemes that leak test-set information into preprocessing, and adsorption geometries built by placing a drug above a sheet without ever relaxing the resulting complex. We built a single reproducible pipeline — GFN2-xTB geometry optimization, docking against the disease target's experimental structure, and a leak-free nested cross-validated QSPR surrogate with Y-scrambling — and applied it, unchanged, to four unrelated disease systems: KRAS-G12D/pancreatic cancer on graphitic carbon nitride, glioblastoma on Ti3C2Tx MXene, triple-negative breast cancer on a B36N36 nanocage, and Alzheimer's Tau on β12 borophene. Under this protocol, three of the four carriers show only modest, non-predictive physisorption (Q²_CV ≤ 0.1) — an honest but unglamorous result. The fourth, β12 borophene, chemisorbs 12 of 29 Tau-directed ligands through a new covalent bond, a finding that the field's common practice of a single, unrelaxed point calculation would have hidden entirely: our own first pass at this system made exactly that mistake, reporting an inert-looking physisorption energy for a chemically reactive surface. We use that mistake, corrected, as a worked example of what a relaxed-geometry, leak-free screen changes, and distill the broader lesson into a short checklist for computational drug-carrier screening.</w:t>
+        <w:t>Computational screening of two-dimensional (2D) nanomaterials as drug-delivery scaffolds is cheap enough to run for any disease target — a GFN2-xTB adsorption calculation and an AutoDock Vina docking run together take hours on a workstation — which has produced a large and fast-growing literature. Much of it, however, rests on protocols that quietly break: regression targets fabricated from empirical descriptor formulas rather than measured or computed energies, cross-validation schemes that leak test-set information into preprocessing, and adsorption geometries built by placing a drug above a sheet without ever relaxing the resulting complex. We built a single reproducible pipeline — GFN2-xTB geometry optimization, docking against the disease target's experimental structure, and a leak-free nested cross-validated QSPR surrogate with Y-scrambling — and applied it, unchanged, to four unrelated disease systems: KRAS-G12D/pancreatic cancer on graphitic carbon nitride, glioblastoma on Ti3C2Tx MXene, triple-negative breast cancer on a B36N36 nanocage, and Alzheimer's Tau on β12 borophene. Under this protocol, two of the four carriers — MXene and the B36N36 nanocage — show only modest, non-predictive physisorption (Q²_CV ≤ 0.10), an honest but unglamorous result. A third, boron/phosphorus-doped graphitic carbon nitride, shows comparably modest interaction energies but, unlike the other three, a genuinely predictive descriptor-based QSPR of the adsorption energy (Q²_CV = 0.51-0.58) — evidence that the leak-free protocol itself is not simply too conservative to detect a real signal when one is present. The fourth, β12 borophene, breaks the physisorption pattern altogether: it chemisorbs 12 of 29 Tau-directed ligands through a new covalent bond, a finding that the field's common practice of a single, unrelaxed point calculation would have hidden entirely — our own first pass at this system made exactly that mistake, reporting an inert-looking physisorption energy for a chemically reactive surface. We use that mistake, corrected, as a worked example of what a relaxed-geometry, leak-free screen changes, and distill the broader lesson into a short checklist for computational drug-carrier screening.</w:t>
       </w:r>
     </w:p>
     <w:p>
@@ -888,12 +888,17 @@
     </w:p>
     <w:p>
       <w:r>
-        <w:t>The common finding across three of the four systems — g-C3N4, MXene, and the boron nitride nanocage — is that no bare, pristine carrier gives a descriptor-based QSPR model of the adsorption energy that predicts meaningfully better than the training-set mean (Q²_CV ≤ 0.15 in every case, and indistinguishable from zero for two of the three). This is not a failure of the modelling: it is the honest signal that, for a physisorption-dominated interaction with these four descriptors, the adsorption energy is not well predicted by molecular weight, molar refractivity, and frontier-orbital indices alone. Reporting a high Q² under these conditions would itself be a red flag for leakage. The scientific value of the screen, in these three cases, is the mechanistic picture the pipeline still delivers honestly — the interaction-energy regime, the charge-redistribution pattern, and, for g-C3N4, the effect of heteroatom doping — not a predictive surrogate model.</w:t>
+        <w:t>MXene and the B36N36 nanocage tell the more common story: for both, no bare, pristine carrier gives a descriptor-based QSPR model of the adsorption energy that predicts meaningfully better than the training-set mean (Q²_CV = 0.10 and ≈0.00, respectively). This is not a failure of the modelling: it is the honest signal that, for a physisorption-dominated interaction with these four descriptors, the adsorption energy is not well predicted by molecular weight, molar refractivity, and frontier-orbital indices alone. Reporting a high Q² under these conditions would itself be a red flag for leakage. The scientific value of the screen, in these two cases, is the mechanistic picture the pipeline still delivers honestly — the interaction-energy regime and the charge-redistribution pattern — not a predictive surrogate model.</w:t>
       </w:r>
     </w:p>
     <w:p>
       <w:r>
-        <w:t>The fourth system, β12 borophene against the Tau paired-helical-filament cohort, breaks this pattern outright, and is the subject of the next section.</w:t>
+        <w:t>KRAS-G12D on boron/phosphorus-doped g-C3N4 is the instructive exception. Its interaction energies sit in the same modest, physisorption-dominated range as MXene and the nanocage (Table 1), yet the identical StandardScaler + RidgeCV surrogate reaches Q²_CV = 0.51-0.58 across the pristine and doped carriers — a genuinely predictive model by the same 1000-permutation Y-scrambling standard applied to every other system here. We read this less as a claim that g-C3N4 is somehow special and more as a control on the pipeline itself: the same leak-free nested cross-validation that returns Q²_CV ≈ 0 for MXene and the nanocage is demonstrably capable of returning a high, permutation-validated Q² when the underlying descriptor-property relationship actually supports one. A validation scheme that always reports near-zero performance regardless of the input would be as suspect as one that always reports an excellent fit.</w:t>
+      </w:r>
+    </w:p>
+    <w:p>
+      <w:r>
+        <w:t>The fourth system, β12 borophene against the Tau paired-helical-filament cohort, breaks the physisorption pattern shared by the other three outright, and is the subject of the next section.</w:t>
       </w:r>
     </w:p>
     <w:p>
@@ -1116,7 +1121,7 @@
     </w:p>
     <w:p>
       <w:r>
-        <w:t>A rigorous computational screen of a 2D-nanomaterial drug carrier is genuinely cheap — a GFN2-xTB adsorption calculation and an AutoDock Vina docking run together take hours on an ordinary workstation — but only under three conditions: the adsorption geometry must be relaxed, not placed and left at a single point; the regression target must be a real computed or measured quantity, never an empirical formula dressed up as one; and the cross-validation must be leak-free, with all preprocessing and hyperparameter selection confined to the training folds. Under those conditions, the honest outcome for three of our four disease systems is modest — non-predictive, physisorption-dominated interaction in the −10 to −40 kcal/mol range — and that modesty is itself useful information for anyone weighing whether to pursue a given carrier experimentally. For the fourth system, the same discipline reveals that the carrier is chemically reactive enough to covalently modify a third of the screened ligands, a result the field's common unrelaxed, single-point protocol would have hidden entirely — as, for a time, ours did too. We offer the pipeline, the four case studies, and the corrected Tau result as a concrete, reproducible reference point for what changes when this discipline is applied, and as a short checklist for anyone building the next such screen.</w:t>
+        <w:t>A rigorous computational screen of a 2D-nanomaterial drug carrier is genuinely cheap — a GFN2-xTB adsorption calculation and an AutoDock Vina docking run together take hours on an ordinary workstation — but only under three conditions: the adsorption geometry must be relaxed, not placed and left at a single point; the regression target must be a real computed or measured quantity, never an empirical formula dressed up as one; and the cross-validation must be leak-free, with all preprocessing and hyperparameter selection confined to the training folds. Under those conditions, the honest outcome is modest for three of our four disease systems — physisorption-dominated interaction in the −10 to −40 kcal/mol range, non-predictive for two of the three (MXene, the B36N36 nanocage) and genuinely predictive for the third (KRAS/g-C3N4, Q²_CV = 0.51-0.58), a useful internal control showing that the near-zero results elsewhere are not simply an artefact of an overly conservative validation scheme. For the fourth system, the same discipline reveals that the carrier is chemically reactive enough to covalently modify a third of the screened ligands, a result the field's common unrelaxed, single-point protocol would have hidden entirely — as, for a time, ours did too. We offer the pipeline, the four case studies, and the corrected Tau result as a concrete, reproducible reference point for what changes when this discipline is applied, and as a short checklist for anyone building the next such screen.</w:t>
       </w:r>
     </w:p>
     <w:p>

--- a/manuscript/Beilstein_Perspective_Methods_Pipeline_Monreal_Hernandez_et_al.docx
+++ b/manuscript/Beilstein_Perspective_Methods_Pipeline_Monreal_Hernandez_et_al.docx
@@ -341,15 +341,62 @@
     </w:p>
     <w:p>
       <w:pPr>
-        <w:spacing w:before="200" w:after="240"/>
+        <w:spacing w:before="200"/>
+        <w:jc w:val="center"/>
+      </w:pPr>
+      <w:r>
+        <w:drawing>
+          <wp:inline xmlns:a="http://schemas.openxmlformats.org/drawingml/2006/main" xmlns:pic="http://schemas.openxmlformats.org/drawingml/2006/picture">
+            <wp:extent cx="5669280" cy="4711092"/>
+            <wp:docPr id="1" name="Picture 1"/>
+            <wp:cNvGraphicFramePr>
+              <a:graphicFrameLocks noChangeAspect="1"/>
+            </wp:cNvGraphicFramePr>
+            <a:graphic>
+              <a:graphicData uri="http://schemas.openxmlformats.org/drawingml/2006/picture">
+                <pic:pic>
+                  <pic:nvPicPr>
+                    <pic:cNvPr id="0" name="fig1_pipeline_schematic.png"/>
+                    <pic:cNvPicPr/>
+                  </pic:nvPicPr>
+                  <pic:blipFill>
+                    <a:blip r:embed="rId9"/>
+                    <a:stretch>
+                      <a:fillRect/>
+                    </a:stretch>
+                  </pic:blipFill>
+                  <pic:spPr>
+                    <a:xfrm>
+                      <a:off x="0" y="0"/>
+                      <a:ext cx="5669280" cy="4711092"/>
+                    </a:xfrm>
+                    <a:prstGeom prst="rect"/>
+                  </pic:spPr>
+                </pic:pic>
+              </a:graphicData>
+            </a:graphic>
+          </wp:inline>
+        </w:drawing>
+      </w:r>
+    </w:p>
+    <w:p>
+      <w:pPr>
+        <w:spacing w:after="240" w:line="276" w:lineRule="auto"/>
       </w:pPr>
       <w:r>
         <w:rPr>
-          <w:i/>
-          <w:color w:val="B02A2A"/>
+          <w:b/>
+          <w:color w:val="1565C0"/>
           <w:sz w:val="19"/>
         </w:rPr>
-        <w:t>[Figure 1 — PENDING: pipeline schematic (structures → adsorption → docking → descriptors → nested-CV surrogate → applicability domain).]</w:t>
+        <w:t xml:space="preserve">Figure 1: </w:t>
+      </w:r>
+      <w:r>
+        <w:rPr>
+          <w:i/>
+          <w:sz w:val="19"/>
+        </w:rPr>
+        <w:t xml:space="preserve"> The nine-step reproducible screening pipeline described in this section, applied identically to all four disease/carrier systems.</w:t>
       </w:r>
     </w:p>
     <w:p>
@@ -822,7 +869,7 @@
         <w:drawing>
           <wp:inline xmlns:a="http://schemas.openxmlformats.org/drawingml/2006/main" xmlns:pic="http://schemas.openxmlformats.org/drawingml/2006/picture">
             <wp:extent cx="5669280" cy="3480152"/>
-            <wp:docPr id="1" name="Picture 1"/>
+            <wp:docPr id="2" name="Picture 2"/>
             <wp:cNvGraphicFramePr>
               <a:graphicFrameLocks noChangeAspect="1"/>
             </wp:cNvGraphicFramePr>
@@ -834,7 +881,7 @@
                     <pic:cNvPicPr/>
                   </pic:nvPicPr>
                   <pic:blipFill>
-                    <a:blip r:embed="rId9"/>
+                    <a:blip r:embed="rId10"/>
                     <a:stretch>
                       <a:fillRect/>
                     </a:stretch>
@@ -875,15 +922,62 @@
     </w:p>
     <w:p>
       <w:pPr>
-        <w:spacing w:before="200" w:after="240"/>
+        <w:spacing w:before="200"/>
+        <w:jc w:val="center"/>
+      </w:pPr>
+      <w:r>
+        <w:drawing>
+          <wp:inline xmlns:a="http://schemas.openxmlformats.org/drawingml/2006/main" xmlns:pic="http://schemas.openxmlformats.org/drawingml/2006/picture">
+            <wp:extent cx="5669280" cy="4821234"/>
+            <wp:docPr id="3" name="Picture 3"/>
+            <wp:cNvGraphicFramePr>
+              <a:graphicFrameLocks noChangeAspect="1"/>
+            </wp:cNvGraphicFramePr>
+            <a:graphic>
+              <a:graphicData uri="http://schemas.openxmlformats.org/drawingml/2006/picture">
+                <pic:pic>
+                  <pic:nvPicPr>
+                    <pic:cNvPr id="0" name="fig3_drho_four_panels.png"/>
+                    <pic:cNvPicPr/>
+                  </pic:nvPicPr>
+                  <pic:blipFill>
+                    <a:blip r:embed="rId11"/>
+                    <a:stretch>
+                      <a:fillRect/>
+                    </a:stretch>
+                  </pic:blipFill>
+                  <pic:spPr>
+                    <a:xfrm>
+                      <a:off x="0" y="0"/>
+                      <a:ext cx="5669280" cy="4821234"/>
+                    </a:xfrm>
+                    <a:prstGeom prst="rect"/>
+                  </pic:spPr>
+                </pic:pic>
+              </a:graphicData>
+            </a:graphic>
+          </wp:inline>
+        </w:drawing>
+      </w:r>
+    </w:p>
+    <w:p>
+      <w:pPr>
+        <w:spacing w:after="240" w:line="276" w:lineRule="auto"/>
       </w:pPr>
       <w:r>
         <w:rPr>
-          <w:i/>
-          <w:color w:val="B02A2A"/>
+          <w:b/>
+          <w:color w:val="1565C0"/>
           <w:sz w:val="19"/>
         </w:rPr>
-        <w:t>[Figure 3 — PENDING: the four charge-density-difference (Δρ) isosurface panels, one per system's strongest-adsorbing complex, side by side on a common isovalue scale.]</w:t>
+        <w:t xml:space="preserve">Figure 3: </w:t>
+      </w:r>
+      <w:r>
+        <w:rPr>
+          <w:i/>
+          <w:sz w:val="19"/>
+        </w:rPr>
+        <w:t xml:space="preserve"> Charge-density difference (Δρ = ρ_complex − ρ_carrier − ρ_drug) at the strongest-adsorbing complex per system, real GFN2-xTB densities in every panel. Yellow/blue lobes mark electron accumulation/depletion on complex formation.</w:t>
       </w:r>
     </w:p>
     <w:p>
@@ -934,15 +1028,62 @@
     </w:p>
     <w:p>
       <w:pPr>
-        <w:spacing w:before="200" w:after="240"/>
+        <w:spacing w:before="200"/>
+        <w:jc w:val="center"/>
+      </w:pPr>
+      <w:r>
+        <w:drawing>
+          <wp:inline xmlns:a="http://schemas.openxmlformats.org/drawingml/2006/main" xmlns:pic="http://schemas.openxmlformats.org/drawingml/2006/picture">
+            <wp:extent cx="5669280" cy="6060893"/>
+            <wp:docPr id="4" name="Picture 4"/>
+            <wp:cNvGraphicFramePr>
+              <a:graphicFrameLocks noChangeAspect="1"/>
+            </wp:cNvGraphicFramePr>
+            <a:graphic>
+              <a:graphicData uri="http://schemas.openxmlformats.org/drawingml/2006/picture">
+                <pic:pic>
+                  <pic:nvPicPr>
+                    <pic:cNvPr id="0" name="fig4_tau_before_after.png"/>
+                    <pic:cNvPicPr/>
+                  </pic:nvPicPr>
+                  <pic:blipFill>
+                    <a:blip r:embed="rId12"/>
+                    <a:stretch>
+                      <a:fillRect/>
+                    </a:stretch>
+                  </pic:blipFill>
+                  <pic:spPr>
+                    <a:xfrm>
+                      <a:off x="0" y="0"/>
+                      <a:ext cx="5669280" cy="6060893"/>
+                    </a:xfrm>
+                    <a:prstGeom prst="rect"/>
+                  </pic:spPr>
+                </pic:pic>
+              </a:graphicData>
+            </a:graphic>
+          </wp:inline>
+        </w:drawing>
+      </w:r>
+    </w:p>
+    <w:p>
+      <w:pPr>
+        <w:spacing w:after="240" w:line="276" w:lineRule="auto"/>
       </w:pPr>
       <w:r>
         <w:rPr>
-          <w:i/>
-          <w:color w:val="B02A2A"/>
+          <w:b/>
+          <w:color w:val="1565C0"/>
           <w:sz w:val="19"/>
         </w:rPr>
-        <w:t>[Figure 4 — PENDING: the Tau/borophene before/after comparison — the original unrelaxed drug placement (5-6 Å from the sheet) beside the relaxed, chemisorbed pose, with the two ΔE_int,SP distributions plotted side by side.]</w:t>
+        <w:t xml:space="preserve">Figure 4: </w:t>
+      </w:r>
+      <w:r>
+        <w:rPr>
+          <w:i/>
+          <w:sz w:val="19"/>
+        </w:rPr>
+        <w:t xml:space="preserve"> The Tau/borophene before/after comparison for curcumin, the strongest-adsorbing ligand. (a) The original unrelaxed placement, drug 5-6 Å from the sheet. (b) The corrected, relaxed, chemisorbed pose (1.41 Å B-C contact). (c) The real 29-compound ΔE_int,SP distribution before versus after — not simulated data.</w:t>
       </w:r>
     </w:p>
     <w:p>

--- a/manuscript/Beilstein_Perspective_Methods_Pipeline_Monreal_Hernandez_et_al.docx
+++ b/manuscript/Beilstein_Perspective_Methods_Pipeline_Monreal_Hernandez_et_al.docx
@@ -65,7 +65,7 @@
     </w:p>
     <w:p>
       <w:r>
-        <w:t>Computational screening of two-dimensional (2D) nanomaterials as drug-delivery scaffolds is cheap enough to run for any disease target — a GFN2-xTB adsorption calculation and an AutoDock Vina docking run together take hours on a workstation — which has produced a large and fast-growing literature. Much of it, however, rests on protocols that quietly break: regression targets fabricated from empirical descriptor formulas rather than measured or computed energies, cross-validation schemes that leak test-set information into preprocessing, and adsorption geometries built by placing a drug above a sheet without ever relaxing the resulting complex. We built a single reproducible pipeline — GFN2-xTB geometry optimization, docking against the disease target's experimental structure, and a leak-free nested cross-validated QSPR surrogate with Y-scrambling — and applied it, unchanged, to four unrelated disease systems: KRAS-G12D/pancreatic cancer on graphitic carbon nitride, glioblastoma on Ti3C2Tx MXene, triple-negative breast cancer on a B36N36 nanocage, and Alzheimer's Tau on β12 borophene. Under this protocol, two of the four carriers — MXene and the B36N36 nanocage — show only modest, non-predictive physisorption (Q²_CV ≤ 0.10), an honest but unglamorous result. A third, boron/phosphorus-doped graphitic carbon nitride, shows comparably modest interaction energies but, unlike the other three, a genuinely predictive descriptor-based QSPR of the adsorption energy (Q²_CV = 0.51-0.58) — evidence that the leak-free protocol itself is not simply too conservative to detect a real signal when one is present. The fourth, β12 borophene, breaks the physisorption pattern altogether: it chemisorbs 12 of 29 Tau-directed ligands through a new covalent bond, a finding that the field's common practice of a single, unrelaxed point calculation would have hidden entirely — our own first pass at this system made exactly that mistake, reporting an inert-looking physisorption energy for a chemically reactive surface. We use that mistake, corrected, as a worked example of what a relaxed-geometry, leak-free screen changes, and distill the broader lesson into a short checklist for computational drug-carrier screening.</w:t>
+        <w:t>Computational screening of two-dimensional (2D) nanomaterials as drug-delivery scaffolds is cheap enough to run for any disease target — a GFN2-xTB adsorption calculation and an AutoDock Vina docking run together take hours on a workstation — which has produced a large and fast-growing literature. Much of it, however, rests on protocols that quietly break: regression targets fabricated from empirical descriptor formulas rather than measured or computed energies, cross-validation schemes that leak test-set information into preprocessing, and adsorption geometries built by placing a drug above a sheet without ever relaxing the resulting complex. We built a single reproducible pipeline — GFN2-xTB geometry optimization, docking against the disease target's experimental structure, and a leak-free nested cross-validated QSPR surrogate with Y-scrambling — and applied it, unchanged, to four unrelated disease systems: KRAS-G12D/pancreatic cancer on graphitic carbon nitride, glioblastoma on Ti3C2Tx MXene, triple-negative breast cancer on a B36N36 nanocage, and Alzheimer's Tau on β12 borophene. Under this protocol, one carrier, MXene, shows only modest, non-predictive physisorption (Q²_CV ≈ 0.10), an honest but unglamorous result. Two others, the B36N36 nanocage and β12 borophene, turn out to be more complex than a single physisorption picture suggests: each hides a small chemisorbing subpopulation (5 of 33 TNBC-directed drugs; 12 of 29 Tau-directed drugs) behind a larger, non-predictive physisorbing majority — a distinction the field's common practice of a single, unrelaxed point calculation would have hidden entirely in both cases, and did, in our own first pass at the borophene system, which reported an inert-looking physisorption energy for what is actually a chemically reactive surface for a third of its ligands. The fourth carrier, boron/phosphorus-doped graphitic carbon nitride, is the odd one out in the other direction: despite comparably modest interaction energies and no detected chemisorption, its adsorption-energy QSPR is genuinely predictive (Q²_CV = 0.51-0.58) — evidence that the leak-free protocol itself is not simply too conservative to detect a real signal when one is present. We use the borophene case, corrected, as a worked example of what a relaxed-geometry, leak-free screen changes, and distill the broader lesson into a short checklist for computational drug-carrier screening.</w:t>
       </w:r>
     </w:p>
     <w:p>
@@ -557,7 +557,7 @@
               <w:rPr>
                 <w:sz w:val="18"/>
               </w:rPr>
-              <w:t>33</w:t>
+              <w:t>38</w:t>
             </w:r>
           </w:p>
         </w:tc>
@@ -730,7 +730,7 @@
               <w:rPr>
                 <w:sz w:val="18"/>
               </w:rPr>
-              <w:t>-16.4 … 0.1</w:t>
+              <w:t>-185.9 … -6.3</w:t>
             </w:r>
           </w:p>
         </w:tc>
@@ -743,7 +743,7 @@
               <w:rPr>
                 <w:sz w:val="18"/>
               </w:rPr>
-              <w:t>weak physisorption</w:t>
+              <w:t>mixed: 5 chemisorb / 25 physisorb</w:t>
             </w:r>
           </w:p>
         </w:tc>
@@ -756,7 +756,7 @@
               <w:rPr>
                 <w:sz w:val="18"/>
               </w:rPr>
-              <w:t>≈0.00 (non-predictive)</w:t>
+              <w:t>≈0.00 (n=25 physisorbers)</w:t>
             </w:r>
           </w:p>
         </w:tc>
@@ -857,7 +857,7 @@
         <w:rPr>
           <w:sz w:val="19"/>
         </w:rPr>
-        <w:t>Cross-system summary of the four disease/carrier pairs screened with the identical pipeline. n is the number of drug-carrier complexes successfully modelled at the GFN2-xTB level for that system; Q²_CV values are pooled out-of-fold coefficients of determination from the leak-free nested surrogate described in §2. Full per-system detail, docking statistics, and Y-scrambling controls are in each system's own manuscript [22-25].</w:t>
+        <w:t>Cross-system summary of the four disease/carrier pairs screened with the identical pipeline. n is the number of drug-carrier complexes successfully modelled at the GFN2-xTB level for that system; Q²_CV values are pooled out-of-fold coefficients of determination from the leak-free nested surrogate described in §2. Full per-system detail, docking statistics, and Y-scrambling controls are archived with each system's own dataset and code [22-25].</w:t>
       </w:r>
     </w:p>
     <w:p>
@@ -868,7 +868,7 @@
       <w:r>
         <w:drawing>
           <wp:inline xmlns:a="http://schemas.openxmlformats.org/drawingml/2006/main" xmlns:pic="http://schemas.openxmlformats.org/drawingml/2006/picture">
-            <wp:extent cx="5669280" cy="3480152"/>
+            <wp:extent cx="5669280" cy="3478922"/>
             <wp:docPr id="2" name="Picture 2"/>
             <wp:cNvGraphicFramePr>
               <a:graphicFrameLocks noChangeAspect="1"/>
@@ -889,7 +889,7 @@
                   <pic:spPr>
                     <a:xfrm>
                       <a:off x="0" y="0"/>
-                      <a:ext cx="5669280" cy="3480152"/>
+                      <a:ext cx="5669280" cy="3478922"/>
                     </a:xfrm>
                     <a:prstGeom prst="rect"/>
                   </pic:spPr>
@@ -917,7 +917,7 @@
           <w:i/>
           <w:sz w:val="19"/>
         </w:rPr>
-        <w:t xml:space="preserve"> Interaction-energy regimes across the four disease/carrier systems. Each panel shows the real, per-complex GFN2-xTB single-point interaction energy distribution for one system; the y-axis spans two orders of magnitude to accommodate borophene's chemisorption tail alongside the other three systems' comparatively narrow physisorption bands.</w:t>
+        <w:t xml:space="preserve"> Interaction-energy regimes across the four disease/carrier systems. Each horizontal bar spans the real, per-system minimum-to-maximum GFN2-xTB interaction energy across all successfully modelled complexes (n labelled per system); the shaded band marks the covalent/chemisorption range. The x-axis covers a wide span to accommodate the TNBC and Tau chemisorbing subpopulations alongside the narrower physisorption-only bands of KRAS and MXene.</w:t>
       </w:r>
     </w:p>
     <w:p>
@@ -982,17 +982,22 @@
     </w:p>
     <w:p>
       <w:r>
-        <w:t>MXene and the B36N36 nanocage tell the more common story: for both, no bare, pristine carrier gives a descriptor-based QSPR model of the adsorption energy that predicts meaningfully better than the training-set mean (Q²_CV = 0.10 and ≈0.00, respectively). This is not a failure of the modelling: it is the honest signal that, for a physisorption-dominated interaction with these four descriptors, the adsorption energy is not well predicted by molecular weight, molar refractivity, and frontier-orbital indices alone. Reporting a high Q² under these conditions would itself be a red flag for leakage. The scientific value of the screen, in these two cases, is the mechanistic picture the pipeline still delivers honestly — the interaction-energy regime and the charge-redistribution pattern — not a predictive surrogate model.</w:t>
+        <w:t>MXene is the cleanest case of the more common story: no bare, pristine carrier gives a descriptor-based QSPR model of the adsorption energy that predicts meaningfully better than the training-set mean (Q²_CV ≈ 0.10). This is not a failure of the modelling: it is the honest signal that, for a physisorption-dominated interaction with these four descriptors, the adsorption energy is not well predicted by molecular weight, molar refractivity, and frontier-orbital indices alone. Reporting a high Q² under these conditions would itself be a red flag for leakage. The scientific value of the screen, in this case, is the mechanistic picture the pipeline still delivers honestly — the interaction-energy regime and the charge-redistribution pattern — not a predictive surrogate model.</w:t>
       </w:r>
     </w:p>
     <w:p>
       <w:r>
-        <w:t>KRAS-G12D on boron/phosphorus-doped g-C3N4 is the instructive exception. Its interaction energies sit in the same modest, physisorption-dominated range as MXene and the nanocage (Table 1), yet the identical StandardScaler + RidgeCV surrogate reaches Q²_CV = 0.51-0.58 across the pristine and doped carriers — a genuinely predictive model by the same 1000-permutation Y-scrambling standard applied to every other system here. We read this less as a claim that g-C3N4 is somehow special and more as a control on the pipeline itself: the same leak-free nested cross-validation that returns Q²_CV ≈ 0 for MXene and the nanocage is demonstrably capable of returning a high, permutation-validated Q² when the underlying descriptor-property relationship actually supports one. A validation scheme that always reports near-zero performance regardless of the input would be as suspect as one that always reports an excellent fit.</w:t>
+        <w:t>TNBC and Tau complicate this picture in the same qualitative way, at different scale. Neither carrier is purely physisorptive once every complex is actually geometry-optimized and its closest contact checked: 5 of the 33 TNBC-directed drugs (SN-38, epirubicin, topotecan, lapatinib, rucaparib) chemisorb onto the B36N36 nanocage through a new covalent B-O or B-N bond (1.37-1.72 Å, ΔE_int,SP = -43 to -186 kcal/mol), exactly the same qualitative pattern — a reactive minority hidden inside an otherwise unremarkable physisorption-dominated cohort — that dominates the borophene/Tau system at larger scale (12 of 29 ligands, §4). The descriptor-based QSPR remains non-predictive for the physisorbing majority in both cases (TNBC: Q²_CV ≈ 0.00, n=25; Tau: Q²_CV = 0.06, n=17), so here too the chemisorption/physisorption split itself, not a regression model, is the finding worth reporting. That the same qualitative pattern shows up independently in two chemically unrelated carrier/ligand systems is, if anything, a reason to check for it by default rather than to assume a screened 2D carrier is purely physisorptive without verifying the relaxed contact distance.</w:t>
       </w:r>
     </w:p>
     <w:p>
       <w:r>
-        <w:t>The fourth system, β12 borophene against the Tau paired-helical-filament cohort, breaks the physisorption pattern shared by the other three outright, and is the subject of the next section.</w:t>
+        <w:t>KRAS-G12D on boron/phosphorus-doped g-C3N4 is the instructive exception in the other direction. Its interaction energies sit in the same modest range as MXene, and we did not detect chemisorption for this carrier, yet the identical StandardScaler + RidgeCV surrogate reaches Q²_CV = 0.51-0.58 across the pristine and doped carriers — a genuinely predictive model by the same 1000-permutation Y-scrambling standard applied to every other system here. We read this less as a claim that g-C3N4 is somehow special and more as a control on the pipeline itself: the same leak-free nested cross-validation that returns Q²_CV ≈ 0 for MXene and the TNBC/Tau physisorbing majorities is demonstrably capable of returning a high, permutation-validated Q² when the underlying descriptor-property relationship actually supports one. A validation scheme that always reports near-zero performance regardless of the input would be as suspect as one that always reports an excellent fit.</w:t>
+      </w:r>
+    </w:p>
+    <w:p>
+      <w:r>
+        <w:t>Of the two chemisorbing systems, β12 borophene against the Tau paired-helical-filament cohort is the more dramatic case (a larger reactive fraction, and the one we ourselves first got wrong), and is the subject of the next section.</w:t>
       </w:r>
     </w:p>
     <w:p>
@@ -1262,7 +1267,7 @@
     </w:p>
     <w:p>
       <w:r>
-        <w:t>A rigorous computational screen of a 2D-nanomaterial drug carrier is genuinely cheap — a GFN2-xTB adsorption calculation and an AutoDock Vina docking run together take hours on an ordinary workstation — but only under three conditions: the adsorption geometry must be relaxed, not placed and left at a single point; the regression target must be a real computed or measured quantity, never an empirical formula dressed up as one; and the cross-validation must be leak-free, with all preprocessing and hyperparameter selection confined to the training folds. Under those conditions, the honest outcome is modest for three of our four disease systems — physisorption-dominated interaction in the −10 to −40 kcal/mol range, non-predictive for two of the three (MXene, the B36N36 nanocage) and genuinely predictive for the third (KRAS/g-C3N4, Q²_CV = 0.51-0.58), a useful internal control showing that the near-zero results elsewhere are not simply an artefact of an overly conservative validation scheme. For the fourth system, the same discipline reveals that the carrier is chemically reactive enough to covalently modify a third of the screened ligands, a result the field's common unrelaxed, single-point protocol would have hidden entirely — as, for a time, ours did too. We offer the pipeline, the four case studies, and the corrected Tau result as a concrete, reproducible reference point for what changes when this discipline is applied, and as a short checklist for anyone building the next such screen.</w:t>
+        <w:t>A rigorous computational screen of a 2D-nanomaterial drug carrier is genuinely cheap — a GFN2-xTB adsorption calculation and an AutoDock Vina docking run together take hours on an ordinary workstation — but only under three conditions: the adsorption geometry must be relaxed, not placed and left at a single point; the regression target must be a real computed or measured quantity, never an empirical formula dressed up as one; and the cross-validation must be leak-free, with all preprocessing and hyperparameter selection confined to the training folds. Under those conditions, the honest outcome across our four disease systems is mixed in an informative way. MXene gives a modest, non-predictive physisorption energy (Q²_CV ≈ 0.10) — the unglamorous majority case. KRAS/g-C3N4 gives an equally modest interaction energy but a genuinely predictive QSPR (Q²_CV = 0.51-0.58), a useful internal control showing the near-zero results elsewhere are not simply an artefact of an overly conservative validation scheme. TNBC and Tau both turn out to hide a chemisorbing minority (5 of 33 and 12 of 29 ligands, respectively) inside an otherwise non-predictive physisorbing majority — the same qualitative pattern at two different scales, in two chemically unrelated systems, which the field's common unrelaxed, single-point protocol would have hidden entirely in both cases, and did, for a time, in ours. We offer the pipeline, the four case studies, and the corrected Tau result as a concrete, reproducible reference point for what changes when this discipline is applied, and as a short checklist for anyone building the next such screen.</w:t>
       </w:r>
     </w:p>
     <w:p>

--- a/manuscript/Beilstein_Perspective_Methods_Pipeline_Monreal_Hernandez_et_al.docx
+++ b/manuscript/Beilstein_Perspective_Methods_Pipeline_Monreal_Hernandez_et_al.docx
@@ -65,7 +65,7 @@
     </w:p>
     <w:p>
       <w:r>
-        <w:t>Computational screening of two-dimensional (2D) nanomaterials as drug-delivery scaffolds is cheap enough to run for any disease target — a GFN2-xTB adsorption calculation and an AutoDock Vina docking run together take hours on a workstation — which has produced a large and fast-growing literature. Much of it, however, rests on protocols that quietly break: regression targets fabricated from empirical descriptor formulas rather than measured or computed energies, cross-validation schemes that leak test-set information into preprocessing, and adsorption geometries built by placing a drug above a sheet without ever relaxing the resulting complex. We built a single reproducible pipeline — GFN2-xTB geometry optimization, docking against the disease target's experimental structure, and a leak-free nested cross-validated QSPR surrogate with Y-scrambling — and applied it, unchanged, to four unrelated disease systems: KRAS-G12D/pancreatic cancer on graphitic carbon nitride, glioblastoma on Ti3C2Tx MXene, triple-negative breast cancer on a B36N36 nanocage, and Alzheimer's Tau on β12 borophene. Under this protocol, one carrier, MXene, shows only modest, non-predictive physisorption (Q²_CV ≈ 0.10), an honest but unglamorous result. Two others, the B36N36 nanocage and β12 borophene, turn out to be more complex than a single physisorption picture suggests: each hides a small chemisorbing subpopulation (5 of 33 TNBC-directed drugs; 12 of 29 Tau-directed drugs) behind a larger, non-predictive physisorbing majority — a distinction the field's common practice of a single, unrelaxed point calculation would have hidden entirely in both cases, and did, in our own first pass at the borophene system, which reported an inert-looking physisorption energy for what is actually a chemically reactive surface for a third of its ligands. The fourth carrier, boron/phosphorus-doped graphitic carbon nitride, is the odd one out in the other direction: despite comparably modest interaction energies and no detected chemisorption, its adsorption-energy QSPR is genuinely predictive (Q²_CV = 0.51-0.58) — evidence that the leak-free protocol itself is not simply too conservative to detect a real signal when one is present. We use the borophene case, corrected, as a worked example of what a relaxed-geometry, leak-free screen changes, and distill the broader lesson into a short checklist for computational drug-carrier screening.</w:t>
+        <w:t>Computational screening of two-dimensional (2D) nanomaterials as drug-delivery scaffolds is cheap enough to run for any disease target — a GFN2-xTB adsorption calculation and an AutoDock Vina docking run together take hours on a workstation — which has produced a large and fast-growing literature. Much of it, however, rests on protocols that quietly break: regression targets fabricated from empirical descriptor formulas rather than measured or computed energies, cross-validation schemes that leak test-set information into preprocessing, and adsorption geometries built by placing a drug above a sheet without ever relaxing the resulting complex. We built a single reproducible pipeline — GFN2-xTB geometry optimization, docking against the disease target's experimental structure, and a leak-free nested cross-validated QSPR surrogate with Y-scrambling — and applied it, unchanged, to four unrelated disease systems: KRAS-G12D/pancreatic cancer on graphitic carbon nitride, glioblastoma on Ti3C2Tx MXene, triple-negative breast cancer on a B36N36 nanocage, and Alzheimer's Tau on β12 borophene. Under this protocol, one carrier, MXene, shows only modest, non-predictive physisorption (Q²_CV ≈ 0.10), an honest but unglamorous result. Two others, the B36N36 nanocage and β12 borophene, turn out to be more complex than a single physisorption picture suggests. Each hides a small chemisorbing subpopulation — 5 of 33 TNBC-directed drugs, 12 of 29 Tau-directed drugs — behind a larger, non-predictive physisorbing majority. The field's common practice of a single, unrelaxed point calculation would have hidden that distinction entirely in both cases, and did, in our own first pass at the borophene system: we reported an inert-looking physisorption energy for what is actually a chemically reactive surface for a third of its ligands. The fourth carrier, boron/phosphorus-doped graphitic carbon nitride, is the exception in the opposite sense: instead of a hidden chemisorption story, it is a hidden predictive-model story. Despite comparably modest interaction energies and no detected chemisorption, its adsorption-energy QSPR is genuinely predictive (Q²_CV = 0.51-0.58) — evidence that the leak-free protocol itself is not simply too conservative to detect a real signal when one is present. We use the borophene case, corrected, as a worked example of what a relaxed-geometry, leak-free screen changes, and distill the broader lesson into a short checklist for computational drug-carrier screening.</w:t>
       </w:r>
     </w:p>
     <w:p>
@@ -987,12 +987,12 @@
     </w:p>
     <w:p>
       <w:r>
-        <w:t>TNBC and Tau complicate this picture in the same qualitative way, at different scale. Neither carrier is purely physisorptive once every complex is actually geometry-optimized and its closest contact checked: 5 of the 33 TNBC-directed drugs (SN-38, epirubicin, topotecan, lapatinib, rucaparib) chemisorb onto the B36N36 nanocage through a new covalent B-O or B-N bond (1.37-1.72 Å, ΔE_int,SP = -43 to -186 kcal/mol), exactly the same qualitative pattern — a reactive minority hidden inside an otherwise unremarkable physisorption-dominated cohort — that dominates the borophene/Tau system at larger scale (12 of 29 ligands, §4). The descriptor-based QSPR remains non-predictive for the physisorbing majority in both cases (TNBC: Q²_CV ≈ 0.00, n=25; Tau: Q²_CV = 0.06, n=17), so here too the chemisorption/physisorption split itself, not a regression model, is the finding worth reporting. That the same qualitative pattern shows up independently in two chemically unrelated carrier/ligand systems is, if anything, a reason to check for it by default rather than to assume a screened 2D carrier is purely physisorptive without verifying the relaxed contact distance.</w:t>
+        <w:t>TNBC and Tau complicate this picture in the same qualitative way, at different scale. Neither carrier is purely physisorptive once every complex is actually geometry-optimized and its closest contact checked. Five of the 33 TNBC-directed drugs — SN-38, epirubicin, topotecan, lapatinib, and rucaparib — chemisorb onto the B36N36 nanocage through a new covalent B-O or B-N bond (1.37-1.72 Å, ΔE_int,SP = -43 to -186 kcal/mol). That is exactly the same qualitative pattern that dominates the borophene/Tau system at larger scale (12 of 29 ligands, §4): a reactive minority hidden inside an otherwise unremarkable physisorption-dominated cohort. The descriptor-based QSPR remains non-predictive for the physisorbing majority in both cases (TNBC: Q²_CV ≈ 0.00, n=25; Tau: Q²_CV = 0.06, n=17), so here too the chemisorption/physisorption split itself, not a regression model, is the finding worth reporting. That the same qualitative pattern shows up independently in two chemically unrelated carrier/ligand systems is, if anything, a reason to check for it by default, rather than to assume a screened 2D carrier is purely physisorptive without verifying the relaxed contact distance.</w:t>
       </w:r>
     </w:p>
     <w:p>
       <w:r>
-        <w:t>KRAS-G12D on boron/phosphorus-doped g-C3N4 is the instructive exception in the other direction. Its interaction energies sit in the same modest range as MXene, and we did not detect chemisorption for this carrier, yet the identical StandardScaler + RidgeCV surrogate reaches Q²_CV = 0.51-0.58 across the pristine and doped carriers — a genuinely predictive model by the same 1000-permutation Y-scrambling standard applied to every other system here. We read this less as a claim that g-C3N4 is somehow special and more as a control on the pipeline itself: the same leak-free nested cross-validation that returns Q²_CV ≈ 0 for MXene and the TNBC/Tau physisorbing majorities is demonstrably capable of returning a high, permutation-validated Q² when the underlying descriptor-property relationship actually supports one. A validation scheme that always reports near-zero performance regardless of the input would be as suspect as one that always reports an excellent fit.</w:t>
+        <w:t>KRAS-G12D on boron/phosphorus-doped g-C3N4 is the instructive exception, in the opposite sense from TNBC and Tau: instead of a hidden chemisorption story, it is a hidden predictive-model story. Its interaction energies sit in the same modest range as MXene, and we did not detect chemisorption for this carrier, yet the identical StandardScaler + RidgeCV surrogate reaches Q²_CV = 0.51-0.58 across the pristine and doped carriers — a genuinely predictive model by the same 1000-permutation Y-scrambling standard applied to every other system here. We read this less as a claim that g-C3N4 is somehow special and more as a control on the pipeline itself: the same leak-free nested cross-validation that returns Q²_CV ≈ 0 for MXene and the TNBC/Tau physisorbing majorities is demonstrably capable of returning a high, permutation-validated Q² when the underlying descriptor-property relationship actually supports one. A validation scheme that always reports near-zero performance regardless of the input would be as suspect as one that always reports an excellent fit.</w:t>
       </w:r>
     </w:p>
     <w:p>

--- a/manuscript/Beilstein_Perspective_Methods_Pipeline_Monreal_Hernandez_et_al.docx
+++ b/manuscript/Beilstein_Perspective_Methods_Pipeline_Monreal_Hernandez_et_al.docx
@@ -347,7 +347,7 @@
       <w:r>
         <w:drawing>
           <wp:inline xmlns:a="http://schemas.openxmlformats.org/drawingml/2006/main" xmlns:pic="http://schemas.openxmlformats.org/drawingml/2006/picture">
-            <wp:extent cx="5669280" cy="4711092"/>
+            <wp:extent cx="5669280" cy="7186653"/>
             <wp:docPr id="1" name="Picture 1"/>
             <wp:cNvGraphicFramePr>
               <a:graphicFrameLocks noChangeAspect="1"/>
@@ -368,7 +368,7 @@
                   <pic:spPr>
                     <a:xfrm>
                       <a:off x="0" y="0"/>
-                      <a:ext cx="5669280" cy="4711092"/>
+                      <a:ext cx="5669280" cy="7186653"/>
                     </a:xfrm>
                     <a:prstGeom prst="rect"/>
                   </pic:spPr>

--- a/manuscript/Beilstein_Perspective_Methods_Pipeline_Monreal_Hernandez_et_al.docx
+++ b/manuscript/Beilstein_Perspective_Methods_Pipeline_Monreal_Hernandez_et_al.docx
@@ -65,7 +65,7 @@
     </w:p>
     <w:p>
       <w:r>
-        <w:t>Computational screening of two-dimensional (2D) nanomaterials as drug-delivery scaffolds is cheap enough to run for any disease target — a GFN2-xTB adsorption calculation and an AutoDock Vina docking run together take hours on a workstation — which has produced a large and fast-growing literature. Much of it, however, rests on protocols that quietly break: regression targets fabricated from empirical descriptor formulas rather than measured or computed energies, cross-validation schemes that leak test-set information into preprocessing, and adsorption geometries built by placing a drug above a sheet without ever relaxing the resulting complex. We built a single reproducible pipeline — GFN2-xTB geometry optimization, docking against the disease target's experimental structure, and a leak-free nested cross-validated QSPR surrogate with Y-scrambling — and applied it, unchanged, to four unrelated disease systems: KRAS-G12D/pancreatic cancer on graphitic carbon nitride, glioblastoma on Ti3C2Tx MXene, triple-negative breast cancer on a B36N36 nanocage, and Alzheimer's Tau on β12 borophene. Under this protocol, one carrier, MXene, shows only modest, non-predictive physisorption (Q²_CV ≈ 0.10), an honest but unglamorous result. Two others, the B36N36 nanocage and β12 borophene, turn out to be more complex than a single physisorption picture suggests. Each hides a small chemisorbing subpopulation — 5 of 33 TNBC-directed drugs, 12 of 29 Tau-directed drugs — behind a larger, non-predictive physisorbing majority. The field's common practice of a single, unrelaxed point calculation would have hidden that distinction entirely in both cases, and did, in our own first pass at the borophene system: we reported an inert-looking physisorption energy for what is actually a chemically reactive surface for a third of its ligands. The fourth carrier, boron/phosphorus-doped graphitic carbon nitride, is the exception in the opposite sense: instead of a hidden chemisorption story, it is a hidden predictive-model story. Despite comparably modest interaction energies and no detected chemisorption, its adsorption-energy QSPR is genuinely predictive (Q²_CV = 0.51-0.58) — evidence that the leak-free protocol itself is not simply too conservative to detect a real signal when one is present. We use the borophene case, corrected, as a worked example of what a relaxed-geometry, leak-free screen changes, and distill the broader lesson into a short checklist for computational drug-carrier screening.</w:t>
+        <w:t>Computational screening of two-dimensional (2D) nanomaterials as drug-delivery scaffolds is cheap enough to run for any disease target — a GFN2-xTB adsorption calculation and an AutoDock Vina docking run together take hours on a workstation — which has produced a large and fast-growing literature. Much of it, however, rests on protocols that quietly break: regression targets fabricated from empirical descriptor formulas rather than measured or computed energies, cross-validation schemes that leak test-set information into preprocessing, and adsorption geometries built by placing a drug above a sheet without ever relaxing the resulting complex. We built a single reproducible pipeline — GFN2-xTB geometry optimization, docking against the disease target's experimental structure, and a leak-free nested cross-validated QSPR surrogate with Y-scrambling — and applied it, unchanged, to four unrelated disease systems: KRAS-G12D/pancreatic cancer on graphitic carbon nitride, glioblastoma on Ti3C2Tx MXene, triple-negative breast cancer on a B36N36 nanocage, and Alzheimer's Tau on β12 borophene. Under this protocol, one carrier, MXene, shows only modest, non-predictive physisorption (Q²_CV ≈ 0.10), an honest but unglamorous result. Two others, the B36N36 nanocage and β12 borophene, turn out to be more complex than a single physisorption picture suggests. Each hides a small chemisorbing subpopulation — 5 of 33 TNBC-directed drugs, 12 of 29 Tau-directed drugs — behind a larger, non-predictive physisorbing majority. The field's common practice of a single, unrelaxed point calculation would have hidden that distinction entirely in both cases, and did, in our own first pass at the borophene system: we reported an inert-looking physisorption energy for what is actually a chemically reactive surface for a third of its ligands. The fourth carrier, boron/phosphorus-doped graphitic carbon nitride, is the exception in the opposite sense: instead of a hidden chemisorption story, it is a hidden predictive-model story. Despite comparably modest interaction energies and no detected chemisorption, its adsorption-energy QSPR is genuinely predictive (Q²_CV = 0.51-0.55) — evidence that the leak-free protocol itself is not simply too conservative to detect a real signal when one is present. We use the borophene case, corrected, as a worked example of what a relaxed-geometry, leak-free screen changes, and distill the broader lesson into a short checklist for computational drug-carrier screening.</w:t>
       </w:r>
     </w:p>
     <w:p>
@@ -261,7 +261,7 @@
         <w:t xml:space="preserve">4. Charge-density difference. </w:t>
       </w:r>
       <w:r>
-        <w:t>For the strongest-adsorbing complex in each system, GFN2-xTB electron densities of the complex, the isolated carrier, and the isolated drug are evaluated on one shared grid (Multiwfn [15]) and combined into Δρ = ρ(complex) − ρ(carrier) − ρ(drug); the resulting isosurface is rendered in ChimeraX [16] to visualize the electronic reorganization on binding directly, rather than inferring it from energetics alone.</w:t>
+        <w:t>For a representative complex in each system, GFN2-xTB electron densities of the complex, the isolated carrier, and the isolated drug are evaluated on one shared grid (Multiwfn [15]) and combined into Δρ = ρ(complex) − ρ(carrier) − ρ(drug); the resulting isosurface is rendered in ChimeraX [16] to visualize the electronic reorganization on binding directly, rather than inferring it from energetics alone.</w:t>
       </w:r>
     </w:p>
     <w:p>
@@ -928,7 +928,7 @@
       <w:r>
         <w:drawing>
           <wp:inline xmlns:a="http://schemas.openxmlformats.org/drawingml/2006/main" xmlns:pic="http://schemas.openxmlformats.org/drawingml/2006/picture">
-            <wp:extent cx="5669280" cy="4821234"/>
+            <wp:extent cx="5669280" cy="3502501"/>
             <wp:docPr id="3" name="Picture 3"/>
             <wp:cNvGraphicFramePr>
               <a:graphicFrameLocks noChangeAspect="1"/>
@@ -949,7 +949,7 @@
                   <pic:spPr>
                     <a:xfrm>
                       <a:off x="0" y="0"/>
-                      <a:ext cx="5669280" cy="4821234"/>
+                      <a:ext cx="5669280" cy="3502501"/>
                     </a:xfrm>
                     <a:prstGeom prst="rect"/>
                   </pic:spPr>
@@ -977,7 +977,7 @@
           <w:i/>
           <w:sz w:val="19"/>
         </w:rPr>
-        <w:t xml:space="preserve"> Charge-density difference (Δρ = ρ_complex − ρ_carrier − ρ_drug) at the strongest-adsorbing complex per system, real GFN2-xTB densities in every panel. Yellow/blue lobes mark electron accumulation/depletion on complex formation.</w:t>
+        <w:t xml:space="preserve"> Charge-density difference (Δρ = ρ_complex − ρ_carrier − ρ_drug) for one representative adsorption complex per system — the same complex highlighted in each case study's own charge-density analysis, real GFN2-xTB densities in every panel. Yellow/blue lobes mark electron accumulation/depletion on complex formation.</w:t>
       </w:r>
     </w:p>
     <w:p>
@@ -992,7 +992,7 @@
     </w:p>
     <w:p>
       <w:r>
-        <w:t>KRAS-G12D on boron/phosphorus-doped g-C3N4 is the instructive exception, in the opposite sense from TNBC and Tau: instead of a hidden chemisorption story, it is a hidden predictive-model story. Its interaction energies sit in the same modest range as MXene, and we did not detect chemisorption for this carrier, yet the identical StandardScaler + RidgeCV surrogate reaches Q²_CV = 0.51-0.58 across the pristine and doped carriers — a genuinely predictive model by the same 1000-permutation Y-scrambling standard applied to every other system here. We read this less as a claim that g-C3N4 is somehow special and more as a control on the pipeline itself: the same leak-free nested cross-validation that returns Q²_CV ≈ 0 for MXene and the TNBC/Tau physisorbing majorities is demonstrably capable of returning a high, permutation-validated Q² when the underlying descriptor-property relationship actually supports one. A validation scheme that always reports near-zero performance regardless of the input would be as suspect as one that always reports an excellent fit.</w:t>
+        <w:t>KRAS-G12D on boron/phosphorus-doped g-C3N4 is the instructive exception, in the opposite sense from TNBC and Tau: instead of a hidden chemisorption story, it is a hidden predictive-model story. Its interaction energies sit in the same modest range as MXene, and we did not detect chemisorption for this carrier, yet the identical StandardScaler + RidgeCV surrogate reaches Q²_CV = 0.51-0.55 across the pristine and doped carriers — a genuinely predictive model by the same 1000-permutation Y-scrambling standard applied to every other system here. We read this less as a claim that g-C3N4 is somehow special and more as a control on the pipeline itself: the same leak-free nested cross-validation that returns Q²_CV ≈ 0 for MXene and the TNBC/Tau physisorbing majorities is demonstrably capable of returning a high, permutation-validated Q² when the underlying descriptor-property relationship actually supports one. A validation scheme that always reports near-zero performance regardless of the input would be as suspect as one that always reports an excellent fit.</w:t>
       </w:r>
     </w:p>
     <w:p>
@@ -1267,7 +1267,7 @@
     </w:p>
     <w:p>
       <w:r>
-        <w:t>A rigorous computational screen of a 2D-nanomaterial drug carrier is genuinely cheap — a GFN2-xTB adsorption calculation and an AutoDock Vina docking run together take hours on an ordinary workstation — but only under three conditions: the adsorption geometry must be relaxed, not placed and left at a single point; the regression target must be a real computed or measured quantity, never an empirical formula dressed up as one; and the cross-validation must be leak-free, with all preprocessing and hyperparameter selection confined to the training folds. Under those conditions, the honest outcome across our four disease systems is mixed in an informative way. MXene gives a modest, non-predictive physisorption energy (Q²_CV ≈ 0.10) — the unglamorous majority case. KRAS/g-C3N4 gives an equally modest interaction energy but a genuinely predictive QSPR (Q²_CV = 0.51-0.58), a useful internal control showing the near-zero results elsewhere are not simply an artefact of an overly conservative validation scheme. TNBC and Tau both turn out to hide a chemisorbing minority (5 of 33 and 12 of 29 ligands, respectively) inside an otherwise non-predictive physisorbing majority — the same qualitative pattern at two different scales, in two chemically unrelated systems, which the field's common unrelaxed, single-point protocol would have hidden entirely in both cases, and did, for a time, in ours. We offer the pipeline, the four case studies, and the corrected Tau result as a concrete, reproducible reference point for what changes when this discipline is applied, and as a short checklist for anyone building the next such screen.</w:t>
+        <w:t>A rigorous computational screen of a 2D-nanomaterial drug carrier is genuinely cheap — a GFN2-xTB adsorption calculation and an AutoDock Vina docking run together take hours on an ordinary workstation — but only under three conditions: the adsorption geometry must be relaxed, not placed and left at a single point; the regression target must be a real computed or measured quantity, never an empirical formula dressed up as one; and the cross-validation must be leak-free, with all preprocessing and hyperparameter selection confined to the training folds. Under those conditions, the honest outcome across our four disease systems is mixed in an informative way. MXene gives a modest, non-predictive physisorption energy (Q²_CV ≈ 0.10) — the unglamorous majority case. KRAS/g-C3N4 gives an equally modest interaction energy but a genuinely predictive QSPR (Q²_CV = 0.51-0.55), a useful internal control showing the near-zero results elsewhere are not simply an artefact of an overly conservative validation scheme. TNBC and Tau both turn out to hide a chemisorbing minority (5 of 33 and 12 of 29 ligands, respectively) inside an otherwise non-predictive physisorbing majority — the same qualitative pattern at two different scales, in two chemically unrelated systems, which the field's common unrelaxed, single-point protocol would have hidden entirely in both cases, and did, for a time, in ours. We offer the pipeline, the four case studies, and the corrected Tau result as a concrete, reproducible reference point for what changes when this discipline is applied, and as a short checklist for anyone building the next such screen.</w:t>
       </w:r>
     </w:p>
     <w:p>
@@ -1288,7 +1288,7 @@
     </w:p>
     <w:p>
       <w:r>
-        <w:t>This Perspective synthesizes results already deposited for each of the four underlying case studies; no new primary computation is reported here. Each system's complete code, curated dataset, GFN2-xTB and AutoDock Vina outputs, and figure/manuscript generators are archived at its own public GitHub repository and Zenodo deposit [22-25]; this paper's own cross-system summary table and Figure 2 generator are archived alongside the manuscript source in the methods-pipeline-2d-nanocarriers repository.</w:t>
+        <w:t>This Perspective synthesizes results already deposited for each of the four underlying case studies; no new primary computation is reported here. Each system's complete code, curated dataset, GFN2-xTB and AutoDock Vina outputs, and figure/manuscript generators are archived at its own public GitHub repository and Zenodo deposit [22-25]; this paper's own cross-system summary table, figures, and manuscript generators are archived alongside the manuscript source in the methods-pipeline-2d-nanocarriers GitHub repository, with a versioned snapshot of the figures and dataset additionally deposited on Zenodo at DOI 10.5281/zenodo.22760388.</w:t>
       </w:r>
     </w:p>
     <w:p>
